--- a/klagomål/A 6576-2025 FSC-klagomål.docx
+++ b/klagomål/A 6576-2025 FSC-klagomål.docx
@@ -1092,7 +1092,7 @@
     <w:r>
       <w:tab/>
       <w:tab/>
-      <w:t>2025-11-29</w:t>
+      <w:t>2025-11-30</w:t>
       <w:br/>
       <w:br/>
     </w:r>

--- a/klagomål/A 6576-2025 FSC-klagomål.docx
+++ b/klagomål/A 6576-2025 FSC-klagomål.docx
@@ -1092,7 +1092,7 @@
     <w:r>
       <w:tab/>
       <w:tab/>
-      <w:t>2025-11-30</w:t>
+      <w:t>2025-12-01</w:t>
       <w:br/>
       <w:br/>
     </w:r>

--- a/klagomål/A 6576-2025 FSC-klagomål.docx
+++ b/klagomål/A 6576-2025 FSC-klagomål.docx
@@ -1092,7 +1092,7 @@
     <w:r>
       <w:tab/>
       <w:tab/>
-      <w:t>2025-12-01</w:t>
+      <w:t>2025-12-02</w:t>
       <w:br/>
       <w:br/>
     </w:r>

--- a/klagomål/A 6576-2025 FSC-klagomål.docx
+++ b/klagomål/A 6576-2025 FSC-klagomål.docx
@@ -1092,7 +1092,7 @@
     <w:r>
       <w:tab/>
       <w:tab/>
-      <w:t>2025-12-02</w:t>
+      <w:t>2025-12-03</w:t>
       <w:br/>
       <w:br/>
     </w:r>

--- a/klagomål/A 6576-2025 FSC-klagomål.docx
+++ b/klagomål/A 6576-2025 FSC-klagomål.docx
@@ -1092,7 +1092,7 @@
     <w:r>
       <w:tab/>
       <w:tab/>
-      <w:t>2025-12-03</w:t>
+      <w:t>2025-12-04</w:t>
       <w:br/>
       <w:br/>
     </w:r>

--- a/klagomål/A 6576-2025 FSC-klagomål.docx
+++ b/klagomål/A 6576-2025 FSC-klagomål.docx
@@ -1092,7 +1092,7 @@
     <w:r>
       <w:tab/>
       <w:tab/>
-      <w:t>2025-12-04</w:t>
+      <w:t>2025-12-05</w:t>
       <w:br/>
       <w:br/>
     </w:r>

--- a/klagomål/A 6576-2025 FSC-klagomål.docx
+++ b/klagomål/A 6576-2025 FSC-klagomål.docx
@@ -1092,7 +1092,7 @@
     <w:r>
       <w:tab/>
       <w:tab/>
-      <w:t>2025-12-05</w:t>
+      <w:t>2025-12-06</w:t>
       <w:br/>
       <w:br/>
     </w:r>

--- a/klagomål/A 6576-2025 FSC-klagomål.docx
+++ b/klagomål/A 6576-2025 FSC-klagomål.docx
@@ -1092,7 +1092,7 @@
     <w:r>
       <w:tab/>
       <w:tab/>
-      <w:t>2025-12-06</w:t>
+      <w:t>2025-12-07</w:t>
       <w:br/>
       <w:br/>
     </w:r>

--- a/klagomål/A 6576-2025 FSC-klagomål.docx
+++ b/klagomål/A 6576-2025 FSC-klagomål.docx
@@ -1092,7 +1092,7 @@
     <w:r>
       <w:tab/>
       <w:tab/>
-      <w:t>2025-12-07</w:t>
+      <w:t>2025-12-08</w:t>
       <w:br/>
       <w:br/>
     </w:r>

--- a/klagomål/A 6576-2025 FSC-klagomål.docx
+++ b/klagomål/A 6576-2025 FSC-klagomål.docx
@@ -1092,7 +1092,7 @@
     <w:r>
       <w:tab/>
       <w:tab/>
-      <w:t>2025-12-08</w:t>
+      <w:t>2025-12-09</w:t>
       <w:br/>
       <w:br/>
     </w:r>

--- a/klagomål/A 6576-2025 FSC-klagomål.docx
+++ b/klagomål/A 6576-2025 FSC-klagomål.docx
@@ -1092,7 +1092,7 @@
     <w:r>
       <w:tab/>
       <w:tab/>
-      <w:t>2025-12-09</w:t>
+      <w:t>2025-12-10</w:t>
       <w:br/>
       <w:br/>
     </w:r>

--- a/klagomål/A 6576-2025 FSC-klagomål.docx
+++ b/klagomål/A 6576-2025 FSC-klagomål.docx
@@ -1092,7 +1092,7 @@
     <w:r>
       <w:tab/>
       <w:tab/>
-      <w:t>2025-12-10</w:t>
+      <w:t>2025-12-11</w:t>
       <w:br/>
       <w:br/>
     </w:r>

--- a/klagomål/A 6576-2025 FSC-klagomål.docx
+++ b/klagomål/A 6576-2025 FSC-klagomål.docx
@@ -1092,7 +1092,7 @@
     <w:r>
       <w:tab/>
       <w:tab/>
-      <w:t>2025-12-11</w:t>
+      <w:t>2025-12-12</w:t>
       <w:br/>
       <w:br/>
     </w:r>

--- a/klagomål/A 6576-2025 FSC-klagomål.docx
+++ b/klagomål/A 6576-2025 FSC-klagomål.docx
@@ -1092,7 +1092,7 @@
     <w:r>
       <w:tab/>
       <w:tab/>
-      <w:t>2025-12-12</w:t>
+      <w:t>2025-12-13</w:t>
       <w:br/>
       <w:br/>
     </w:r>

--- a/klagomål/A 6576-2025 FSC-klagomål.docx
+++ b/klagomål/A 6576-2025 FSC-klagomål.docx
@@ -1092,7 +1092,7 @@
     <w:r>
       <w:tab/>
       <w:tab/>
-      <w:t>2025-12-19</w:t>
+      <w:t>2025-12-20</w:t>
       <w:br/>
       <w:br/>
     </w:r>

--- a/klagomål/A 6576-2025 FSC-klagomål.docx
+++ b/klagomål/A 6576-2025 FSC-klagomål.docx
@@ -1092,7 +1092,7 @@
     <w:r>
       <w:tab/>
       <w:tab/>
-      <w:t>2025-12-20</w:t>
+      <w:t>2025-12-21</w:t>
       <w:br/>
       <w:br/>
     </w:r>

--- a/klagomål/A 6576-2025 FSC-klagomål.docx
+++ b/klagomål/A 6576-2025 FSC-klagomål.docx
@@ -1092,7 +1092,7 @@
     <w:r>
       <w:tab/>
       <w:tab/>
-      <w:t>2025-12-21</w:t>
+      <w:t>2025-12-22</w:t>
       <w:br/>
       <w:br/>
     </w:r>

--- a/klagomål/A 6576-2025 FSC-klagomål.docx
+++ b/klagomål/A 6576-2025 FSC-klagomål.docx
@@ -1092,7 +1092,7 @@
     <w:r>
       <w:tab/>
       <w:tab/>
-      <w:t>2025-12-22</w:t>
+      <w:t>2025-12-26</w:t>
       <w:br/>
       <w:br/>
     </w:r>

--- a/klagomål/A 6576-2025 FSC-klagomål.docx
+++ b/klagomål/A 6576-2025 FSC-klagomål.docx
@@ -1092,7 +1092,7 @@
     <w:r>
       <w:tab/>
       <w:tab/>
-      <w:t>2026-01-03</w:t>
+      <w:t>2026-01-04</w:t>
       <w:br/>
       <w:br/>
     </w:r>
